--- a/rapports/16_02_2026/Abdou_FAYE/coh_EQ34_sup_103203020032.docx
+++ b/rapports/16_02_2026/Abdou_FAYE/coh_EQ34_sup_103203020032.docx
@@ -25,7 +25,7 @@
         <w:br/>
         <w:t>Grappe: 103203020032</w:t>
         <w:br/>
-        <w:t>Date: 16/02/2026 a 12:41</w:t>
+        <w:t>Date: 16/02/2026 a 12:58</w:t>
       </w:r>
     </w:p>
     <w:p/>

--- a/rapports/16_02_2026/Abdou_FAYE/coh_EQ34_sup_103203020032.docx
+++ b/rapports/16_02_2026/Abdou_FAYE/coh_EQ34_sup_103203020032.docx
@@ -25,7 +25,7 @@
         <w:br/>
         <w:t>Grappe: 103203020032</w:t>
         <w:br/>
-        <w:t>Date: 16/02/2026 a 12:58</w:t>
+        <w:t>Date: 16/02/2026 a 13:05</w:t>
       </w:r>
     </w:p>
     <w:p/>
@@ -359,38 +359,6 @@
           </w:tcPr>
           <w:p>
             <w:r>
-              <w:t>Section19</w:t>
-            </w:r>
-          </w:p>
-        </w:tc>
-        <w:tc>
-          <w:tcPr>
-            <w:tcW w:type="dxa" w:w="3324"/>
-          </w:tcPr>
-          <w:p>
-            <w:r>
-              <w:t>Equipements agricoles</w:t>
-            </w:r>
-          </w:p>
-        </w:tc>
-        <w:tc>
-          <w:tcPr>
-            <w:tcW w:type="dxa" w:w="3324"/>
-          </w:tcPr>
-          <w:p>
-            <w:r>
-              <w:t>11</w:t>
-            </w:r>
-          </w:p>
-        </w:tc>
-      </w:tr>
-      <w:tr>
-        <w:tc>
-          <w:tcPr>
-            <w:tcW w:type="dxa" w:w="3324"/>
-          </w:tcPr>
-          <w:p>
-            <w:r>
               <w:t>Section1</w:t>
             </w:r>
           </w:p>
@@ -434,6 +402,38 @@
           <w:p>
             <w:r>
               <w:t>Depenses non-alimentaires - 30 jours</w:t>
+            </w:r>
+          </w:p>
+        </w:tc>
+        <w:tc>
+          <w:tcPr>
+            <w:tcW w:type="dxa" w:w="3324"/>
+          </w:tcPr>
+          <w:p>
+            <w:r>
+              <w:t>10</w:t>
+            </w:r>
+          </w:p>
+        </w:tc>
+      </w:tr>
+      <w:tr>
+        <w:tc>
+          <w:tcPr>
+            <w:tcW w:type="dxa" w:w="3324"/>
+          </w:tcPr>
+          <w:p>
+            <w:r>
+              <w:t>Section19</w:t>
+            </w:r>
+          </w:p>
+        </w:tc>
+        <w:tc>
+          <w:tcPr>
+            <w:tcW w:type="dxa" w:w="3324"/>
+          </w:tcPr>
+          <w:p>
+            <w:r>
+              <w:t>Equipements agricoles</w:t>
             </w:r>
           </w:p>
         </w:tc>
@@ -979,7 +979,7 @@
         <w:rPr>
           <w:sz w:val="20"/>
         </w:rPr>
-        <w:t>- La dernière fois que vous avez acheté Aubergine   est le chez voisin et semble exister dans les modalités, prière de prendre attache avec le QG pour plus d'explication afin de la classer bien.  La dernière fois que vous avez acheté Aubergine sauvage  est le voisin et semble exister dans les modalités, prière de prendre attache avec le QG pour plus d'explication afin de la classer bien.  La dernière fois que vous avez acheté Carpe séchée est chez le voisin et semble exister dans les modalités, prière de prendre attache avec le QG pour plus d'explication afin de la classer bien.  La dernière fois que vous avez acheté Citron est chez le soivin et semble exister dans les modalités, prière de prendre attache avec le QG pour plus d'explication afin de la classer bien.  La dernière fois que vous avez acheté Feuilles de  Haricot est voisin et semble exister dans les modalités, prière de prendre attache avec le QG pour plus d'explication afin de la classer bien.  La dernière fois que vous avez acheté Huile de palme brute est chez le voisin et semble exister dans les modalités, prière de prendre attache avec le QG pour plus d'explication afin de la classer bien.  La dernière fois que vous avez acheté Maquereau fumé est chez le voisin et semble exister dans les modalités, prière de prendre attache avec le QG pour plus d'explication afin de la classer bien. Attention ! Le prix unitaire d'achat (100 Fcfa) de Ail en Sachets (Petit) est relativement élevé par rapport aux autres prix observés dans cette zone. Prière de corriger ou de confirmer avec le QG. Attention ! Le prix unitaire d'achat (100 Fcfa) de Poireau en Tas (Petit) est relativement élevé par rapport aux autres prix observés dans cette zone. Prière de corriger ou de confirmer avec le QG.  La dernière fois que vous avez acheté Poireau est chez le voisin et semble exister dans les modalités, prière de prendre attache avec le QG pour plus d'explication afin de la classer bien. Attention ! Le prix unitaire d'achat (100 Fcfa) de Poivre en Sachets (Petit) est relativement élevé par rapport aux autres prix observés dans cette zone. Prière de corriger ou de confirmer avec le QG. Attention ! Le prix unitaire d'achat (500 Fcfa) de Sucre en poudre  en Kg (taille unique) est relativement faible par rapport aux autres prix observés dans cette zone. Prière de corriger ou de confirmer avec le QG. Avertissement!! le prix unitaire (100 Fcfa) de Thé en sachet (unité: Sachets) de taille Moyen est très faible ou élevé. Prière de corriger ou de confirmer avec le QG. Incohérence!! Dans ce ménage, chaque individus consomme par jour .7619048 Kg  de cereale; Prière de revoir les quantités prises de ces produits. Incohérence!! Dans ce ménage, chaque individus consomme par jour .7619048 Kg  de cereale; Prière de revoir les quantités prises de ces produits. Incohérence!! Dans ce ménage, chaque individus consomme par jour .7619048 Kg  de cereale; Prière de revoir les quantités prises de ces produits.</w:t>
+        <w:t>- La dernière fois que vous avez acheté Aubergine   est le chez voisin et semble exister dans les modalités, prière de prendre attache avec le QG pour plus d'explication afin de la classer bien.  La dernière fois que vous avez acheté Aubergine sauvage  est le voisin et semble exister dans les modalités, prière de prendre attache avec le QG pour plus d'explication afin de la classer bien.  La dernière fois que vous avez acheté Carpe séchée est chez le voisin et semble exister dans les modalités, prière de prendre attache avec le QG pour plus d'explication afin de la classer bien.  La dernière fois que vous avez acheté Citron est chez le soivin et semble exister dans les modalités, prière de prendre attache avec le QG pour plus d'explication afin de la classer bien.  La dernière fois que vous avez acheté Feuilles de  Haricot est voisin et semble exister dans les modalités, prière de prendre attache avec le QG pour plus d'explication afin de la classer bien.  La dernière fois que vous avez acheté Huile de palme brute est chez le voisin et semble exister dans les modalités, prière de prendre attache avec le QG pour plus d'explication afin de la classer bien.  La dernière fois que vous avez acheté Maquereau fumé est chez le voisin et semble exister dans les modalités, prière de prendre attache avec le QG pour plus d'explication afin de la classer bien. Attention ! Le prix unitaire d'achat (100 Fcfa) de Ail en Sachets (Petit) est relativement élevé par rapport aux autres prix observés dans cette zone. Prière de corriger ou de confirmer avec le QG. Attention ! Le prix unitaire d'achat (100 Fcfa) de Poireau en Tas (Petit) est relativement élevé par rapport aux autres prix observés dans cette zone. Prière de corriger ou de confirmer avec le QG.  La dernière fois que vous avez acheté Poireau est chez le voisin et semble exister dans les modalités, prière de prendre attache avec le QG pour plus d'explication afin de la classer bien. Attention ! Le prix unitaire d'achat (100 Fcfa) de Poivre en Sachets (Petit) est relativement élevé par rapport aux autres prix observés dans cette zone. Prière de corriger ou de confirmer avec le QG. Attention ! Le prix unitaire d'achat (1000 Fcfa) de Mâchoiron Frais en Tas (Moyen) est relativement élevé par rapport aux autres prix observés dans cette zone. Prière de corriger ou de confirmer avec le QG. Attention ! Le prix unitaire d'achat (500 Fcfa) de Sucre en poudre  en Kg (taille unique) est relativement faible par rapport aux autres prix observés dans cette zone. Prière de corriger ou de confirmer avec le QG. Avertissement!! le prix unitaire (100 Fcfa) de Thé en sachet (unité: Sachets) de taille Moyen est très faible ou élevé. Prière de corriger ou de confirmer avec le QG. Incohérence!! Dans ce ménage, chaque individus consomme par jour .7619048 Kg  de cereale; Prière de revoir les quantités prises de ces produits. Incohérence!! Dans ce ménage, chaque individus consomme par jour .7619048 Kg  de cereale; Prière de revoir les quantités prises de ces produits. Incohérence!! Dans ce ménage, chaque individus consomme par jour .7619048 Kg  de cereale; Prière de revoir les quantités prises de ces produits.</w:t>
       </w:r>
     </w:p>
     <w:p>
@@ -1132,7 +1132,7 @@
         <w:rPr>
           <w:sz w:val="20"/>
         </w:rPr>
-        <w:t xml:space="preserve">- Avertissement! Le prix unitaire (1700 Fcfa) d'un Ovins (Moutons) est trop petit ou élevé. Veuillez confirmer ces informations avec le QG ou apporter les corrections nécessaires. Attention ! Le ménage a acheté 1 Ovins (Moutons) à 1700 donc un prix unitaire d'achat (1700 Fcfa) qui  est relativement faible par rapport aux autres prix observés dans cette zone. Prière de corriger ou de confirmer avec le QG. </w:t>
+        <w:t xml:space="preserve">- Avertissement! Le prix unitaire (1700 Fcfa) d'un Ovins (Moutons) est trop petit ou élevé. Veuillez confirmer ces informations avec le QG ou apporter les corrections nécessaires. </w:t>
         <w:br/>
         <w:t>- Avertissement! la valeur d'achat (25000 Fcfa) d'un Bovin est trop petite ou élevée . Veuillez confirmer ces informations avec le QG ou apporter les corrections nécessaires. Attention ! Le ménage a acheté 1 Bovins à 25000 donc un prix unitaire d'achat (25000 Fcfa) qui  est relativement faible par rapport aux autres prix observés dans cette zone. Prière de corriger ou de confirmer avec le QG.</w:t>
       </w:r>
@@ -1905,8 +1905,6 @@
         <w:rPr>
           <w:sz w:val="20"/>
         </w:rPr>
-        <w:t xml:space="preserve">- Attention ! Houe asine a été revendu à 50000 Fcfa qui est relativement élevé par rapport aux autres prix de revente observés dans cette zone. Prière de corriger ou de confirmer avec le QG. </w:t>
-        <w:br/>
         <w:t xml:space="preserve">- Attention ! Machette a été achété à 750 Fcfa est relativement faible par rapport aux autres prix d'achat observés dans cette zone. Prière de corriger ou de confirmer avec le QG. </w:t>
         <w:br/>
         <w:t>- Avertissement!! Le prix d'achat (400000 FCFA) de Animaux de labour est inférieur aux prix de revente (500000 FCFA), prière de verifier et corriger ou confirmer l'information avec le QG.</w:t>
@@ -3173,7 +3171,7 @@
         <w:rPr>
           <w:sz w:val="20"/>
         </w:rPr>
-        <w:t>- La dernière fois que vous avez acheté Lait frais de vache est chez un voisin et semble exister dans les modalités, prière de prendre attache avec le QG pour plus d'explication afin de la classer bien. Attention ! Le prix unitaire d'achat (2500 Fcfa) de Sel en Sac (25 Kg) (taille unique) est relativement élevé par rapport aux autres prix observés dans cette zone. Prière de corriger ou de confirmer avec le QG. Avertissement!! le prix unitaire (100 Fcfa) de Thé en sachet (unité: Sachets) de taille Petit est très faible ou élevé. Prière de corriger ou de confirmer avec le QG. Avertissement!!! Le ménage a consommé 11 Sachets Petit de Sucre en poudre , cette quantité semble anormale pour une consommation des 7 derniers jours.Prière de corriger ou de confirmer avec le QG. Avertissement!!! Le ménage a consommé 14 Morceau (Portion) Petit de Silure séché, cette quantité semble anormale pour une consommation des 7 derniers jours.Prière de corriger ou de confirmer avec le QG. Incohérence!! Dans ce ménage, chaque individus consomme par jour .7040816 Kg  de cereale; Prière de revoir les quantités prises de ces produits. Incohérence!! Dans ce ménage, chaque individus consomme par jour .7040816 Kg  de cereale; Prière de revoir les quantités prises de ces produits.</w:t>
+        <w:t>- La dernière fois que vous avez acheté Lait frais de vache est chez un voisin et semble exister dans les modalités, prière de prendre attache avec le QG pour plus d'explication afin de la classer bien. Attention ! Le prix unitaire d'achat (100 Fcfa) de Oignon frais en Pièce (Petit) est relativement élevé par rapport aux autres prix observés dans cette zone. Prière de corriger ou de confirmer avec le QG. Attention ! Soupçons de quantité anormale! Le ménage de ALADJI MALICK BOYE avec une taille de 7 personnes a consommé 26 Cuillère en Petit de Sel qui est relativement élevé comme consommation par rapport à la condition de vie des autres ménages de même taille dans cette zone. Prière de corriger ou de confirmer avec le QG. Avertissement!! le prix unitaire (100 Fcfa) de Thé en sachet (unité: Sachets) de taille Petit est très faible ou élevé. Prière de corriger ou de confirmer avec le QG. Avertissement!!! Le ménage a consommé 11 Sachets Petit de Sucre en poudre , cette quantité semble anormale pour une consommation des 7 derniers jours.Prière de corriger ou de confirmer avec le QG. Avertissement!!! Le ménage a consommé 14 Morceau (Portion) Petit de Silure séché, cette quantité semble anormale pour une consommation des 7 derniers jours.Prière de corriger ou de confirmer avec le QG. Incohérence!! Dans ce ménage, chaque individus consomme par jour .7040816 Kg  de cereale; Prière de revoir les quantités prises de ces produits. Incohérence!! Dans ce ménage, chaque individus consomme par jour .7040816 Kg  de cereale; Prière de revoir les quantités prises de ces produits.</w:t>
       </w:r>
     </w:p>
     <w:p>
@@ -3331,27 +3329,6 @@
         <w:t xml:space="preserve">- Prière de renseigner la valeur de ce produit consommé ou stocké par votre ménage au cours des 12 derniers mois, prière de fournir d'effort pour avoir une estimation (s18cq03) au lieu de 9999. </w:t>
         <w:br/>
         <w:t>- Prière de verifier la valeur de ce produit consommé ou stocké par mois dans le ménage, prière de corriger ou confirmer avec le QG.</w:t>
-      </w:r>
-    </w:p>
-    <w:p>
-      <w:r>
-        <w:rPr>
-          <w:b/>
-          <w:color w:val="4672C4"/>
-          <w:sz w:val="22"/>
-        </w:rPr>
-        <w:t>&gt;&gt; Section19 - Equipements agricoles</w:t>
-      </w:r>
-    </w:p>
-    <w:p>
-      <w:pPr>
-        <w:ind w:left="283"/>
-      </w:pPr>
-      <w:r>
-        <w:rPr>
-          <w:sz w:val="20"/>
-        </w:rPr>
-        <w:t>- Attention ! Houe asine a été revendu à 50000 Fcfa qui est relativement élevé par rapport aux autres prix de revente observés dans cette zone. Prière de corriger ou de confirmer avec le QG.</w:t>
       </w:r>
     </w:p>
     <w:p>
@@ -4026,8 +4003,6 @@
         <w:rPr>
           <w:sz w:val="20"/>
         </w:rPr>
-        <w:t xml:space="preserve">- Attention ! Houe asine a été revendu à 50000 Fcfa qui est relativement élevé par rapport aux autres prix de revente observés dans cette zone. Prière de corriger ou de confirmer avec le QG. </w:t>
-        <w:br/>
         <w:t xml:space="preserve">- Attention ! Machette a été revendu à 2500 Fcfa qui est relativement élevé par rapport aux autres prix de revente observés dans cette zone. Prière de corriger ou de confirmer avec le QG. </w:t>
         <w:br/>
         <w:t>- Incohérence!! Le prix d'achat de Animaux de labour ne doit pas être égal 0 même si le ménage l'a reçu en cadeau prière de leurs aider à faire une estimation. Incohérence!! Le prix de revente de Animaux de labour dans cette section 19 ne doit pas être égal 0 même si le ménage l'a reçu en cadeau prière de leurs aider à faire une estimation.</w:t>
@@ -4553,7 +4528,7 @@
         <w:rPr>
           <w:sz w:val="20"/>
         </w:rPr>
-        <w:t>- Attention ! Le prix unitaire d'achat (200 Fcfa) de Poivre en Sachets (Petit) est relativement élevé par rapport aux autres prix observés dans cette zone. Prière de corriger ou de confirmer avec le QG. Attention ! Le prix unitaire d'achat (2500 Fcfa) de Viande de bœuf: filet, faux-filet en Kg (taille unique) est relativement faible par rapport aux autres prix observés dans cette zone. Prière de corriger ou de confirmer avec le QG. Attention ! Le prix unitaire d'achat (500 Fcfa) de Sucre en poudre  en Kg (taille unique) est relativement faible par rapport aux autres prix observés dans cette zone. Prière de corriger ou de confirmer avec le QG. Avertissement!! Les quantités du Thé en feuille consommées en Sachets industriel semble incoherent car les ménages consomment géneralement en sachet ou en paquet, prière de corriger ou confirmer avec le QG. Avertissement!!! Le ménage a consommé 14 Litre taille unique de Lait frais de vache, cette quantité semble anormale pour une consommation des 7 derniers jours.Prière de corriger ou de confirmer avec le QG. Avertissement!!! Le ménage a consommé 3 Bidon 20l taille unique de Huile d'arachide (Segal) Artisanale, cette quantité semble anormale pour une consommation des 7 derniers jours, prière de verifier et corriger. Incohérence!! Dans ce ménage, chaque individus consomme par jour .5992063 Kg  de cereale; Prière de revoir les quantités prises de ces produits. Incohérence!! Dans ce ménage, chaque individus consomme par jour .5992063 Kg  de cereale; Prière de revoir les quantités prises de ces produits. Incohérence!! Dans ce ménage, chaque individus consomme par jour .5992063 Kg  de cereale; Prière de revoir les quantités prises de ces produits. Incohérence!! Dans ce ménage, chaque individus consomme par jour .5992063 Kg  de cereale; Prière de revoir les quantités prises de ces produits. Le prix d'achat unitaire (1 Fcfa) de Thé en sachet en Sachets de taille Petit  est invraisemblable, prière de regarder les reponses prises dans les questions s07bq07a s07bq07b s07bq07c s07bq08 pour mieux corriger. Avertissement!! le prix unitaire (1 Fcfa) de Thé en sachet (unité: Sachets) de taille Petit est très faible ou élevé. Prière de corriger ou de confirmer avec le QG. Attention ! Le prix unitaire d'achat (1 Fcfa) de Thé en sachet en Sachets (Petit) est relativement faible par rapport aux autres prix observés dans cette zone. Prière de corriger ou de confirmer avec le QG.</w:t>
+        <w:t>- Attention ! Le prix unitaire d'achat (200 Fcfa) de Poivre en Sachets (Petit) est relativement élevé par rapport aux autres prix observés dans cette zone. Prière de corriger ou de confirmer avec le QG. Attention ! Le prix unitaire d'achat (2500 Fcfa) de Viande de bœuf: filet, faux-filet en Kg (taille unique) est relativement faible par rapport aux autres prix observés dans cette zone. Prière de corriger ou de confirmer avec le QG. Attention ! Le prix unitaire d'achat (500 Fcfa) de Oignon frais en Kg (taille unique) est relativement faible par rapport aux autres prix observés dans cette zone. Prière de corriger ou de confirmer avec le QG. Attention ! Le prix unitaire d'achat (500 Fcfa) de Sucre en poudre  en Kg (taille unique) est relativement faible par rapport aux autres prix observés dans cette zone. Prière de corriger ou de confirmer avec le QG. Attention ! Soupçons de quantité anormale! Le ménage de MAMADOU DIALLO avec une taille de 9 personnes a consommé 3 Pièce en Moyen de Courge qui est relativement élevé comme consommation par rapport à la condition de vie des autres ménages de même taille dans cette zone. Prière de corriger ou de confirmer avec le QG. Attention ! Soupçons de quantité anormale! Le ménage de MAMADOU DIALLO avec une taille de 9 personnes a consommé 32 Cuillère en Petit de Sel qui est relativement élevé comme consommation par rapport à la condition de vie des autres ménages de même taille dans cette zone. Prière de corriger ou de confirmer avec le QG. Avertissement!! Les quantités du Thé en feuille consommées en Sachets industriel semble incoherent car les ménages consomment géneralement en sachet ou en paquet, prière de corriger ou confirmer avec le QG. Avertissement!!! Le ménage a consommé 14 Litre taille unique de Lait frais de vache, cette quantité semble anormale pour une consommation des 7 derniers jours.Prière de corriger ou de confirmer avec le QG. Attention ! Soupçons de quantité anormale! Le ménage de MAMADOU DIALLO avec une taille de 9 personnes a consommé 14 Litre en taille unique de Lait frais de vache qui est relativement élevé comme consommation par rapport à la condition de vie des autres ménages de même taille dans cette zone. Prière de corriger ou de confirmer avec le QG. Avertissement!!! Le ménage a consommé 3 Bidon 20l taille unique de Huile d'arachide (Segal) Artisanale, cette quantité semble anormale pour une consommation des 7 derniers jours, prière de verifier et corriger. Incohérence!! Dans ce ménage, chaque individus consomme par jour .5992063 Kg  de cereale; Prière de revoir les quantités prises de ces produits. Incohérence!! Dans ce ménage, chaque individus consomme par jour .5992063 Kg  de cereale; Prière de revoir les quantités prises de ces produits. Incohérence!! Dans ce ménage, chaque individus consomme par jour .5992063 Kg  de cereale; Prière de revoir les quantités prises de ces produits. Incohérence!! Dans ce ménage, chaque individus consomme par jour .5992063 Kg  de cereale; Prière de revoir les quantités prises de ces produits. Le prix d'achat unitaire (1 Fcfa) de Thé en sachet en Sachets de taille Petit  est invraisemblable, prière de regarder les reponses prises dans les questions s07bq07a s07bq07b s07bq07c s07bq08 pour mieux corriger. Avertissement!! le prix unitaire (1 Fcfa) de Thé en sachet (unité: Sachets) de taille Petit est très faible ou élevé. Prière de corriger ou de confirmer avec le QG. Attention ! Le prix unitaire d'achat (1 Fcfa) de Thé en sachet en Sachets (Petit) est relativement faible par rapport aux autres prix observés dans cette zone. Prière de corriger ou de confirmer avec le QG.</w:t>
       </w:r>
     </w:p>
     <w:p>
@@ -5187,7 +5162,7 @@
         <w:rPr>
           <w:sz w:val="20"/>
         </w:rPr>
-        <w:t>- La dernière fois que vous avez acheté Aubergine   est chez un voisin et semble exister dans les modalités, prière de prendre attache avec le QG pour plus d'explication afin de la classer bien.  La dernière fois que vous avez acheté Choux est chez un voisin et semble exister dans les modalités, prière de prendre attache avec le QG pour plus d'explication afin de la classer bien. Attention ! Le prix unitaire d'achat (200 Fcfa) de Oignon frais en Pièce (Moyen) est relativement élevé par rapport aux autres prix observés dans cette zone. Prière de corriger ou de confirmer avec le QG. Attention ! Le prix unitaire d'achat (2500 Fcfa) de Sel en Sac (25 Kg) (taille unique) est relativement élevé par rapport aux autres prix observés dans cette zone. Prière de corriger ou de confirmer avec le QG. Attention ! Le prix unitaire d'achat (3500 Fcfa) de Viande de bœuf: filet, faux-filet en Kg (taille unique) est relativement élevé par rapport aux autres prix observés dans cette zone. Prière de corriger ou de confirmer avec le QG. Avertissement!! le prix unitaire (100 Fcfa) de Thé en sachet (unité: Sachets) de taille Petit est très faible ou élevé. Prière de corriger ou de confirmer avec le QG. Avertissement!!! Le ménage a consommé 13 Sachets Petit de Sucre en poudre , cette quantité semble anormale pour une consommation des 7 derniers jours.Prière de corriger ou de confirmer avec le QG. Incohérence!! Dans ce ménage, chaque individus consomme par jour .6428571 Kg  de cereale; Prière de revoir les quantités prises de ces produits. Incohérence!! Dans ce ménage, chaque individus consomme par jour .6428571 Kg  de cereale; Prière de revoir les quantités prises de ces produits.</w:t>
+        <w:t>- La dernière fois que vous avez acheté Aubergine   est chez un voisin et semble exister dans les modalités, prière de prendre attache avec le QG pour plus d'explication afin de la classer bien.  La dernière fois que vous avez acheté Choux est chez un voisin et semble exister dans les modalités, prière de prendre attache avec le QG pour plus d'explication afin de la classer bien. Attention ! Le prix unitaire d'achat (200 Fcfa) de Oignon frais en Pièce (Moyen) est relativement élevé par rapport aux autres prix observés dans cette zone. Prière de corriger ou de confirmer avec le QG. Avertissement!! le prix unitaire (100 Fcfa) de Thé en sachet (unité: Sachets) de taille Petit est très faible ou élevé. Prière de corriger ou de confirmer avec le QG. Avertissement!!! Le ménage a consommé 13 Sachets Petit de Sucre en poudre , cette quantité semble anormale pour une consommation des 7 derniers jours.Prière de corriger ou de confirmer avec le QG. Incohérence!! Dans ce ménage, chaque individus consomme par jour .6428571 Kg  de cereale; Prière de revoir les quantités prises de ces produits. Incohérence!! Dans ce ménage, chaque individus consomme par jour .6428571 Kg  de cereale; Prière de revoir les quantités prises de ces produits.</w:t>
       </w:r>
     </w:p>
     <w:p>
@@ -5813,7 +5788,7 @@
         <w:rPr>
           <w:sz w:val="20"/>
         </w:rPr>
-        <w:t>- La dernière fois que vous avez acheté Manioc en tubercules est le voisin et semble exister dans les modalités, prière de prendre attache avec le QG pour plus d'explication afin de la classer bien.  La dernière fois que vous avez acheté Piment frais est Chez le voisin et semble exister dans les modalités, prière de prendre attache avec le QG pour plus d'explication afin de la classer bien. Attention ! Le prix unitaire d'achat (100 Fcfa) de Poivron frais en Pièce (Petit) est relativement élevé par rapport aux autres prix observés dans cette zone. Prière de corriger ou de confirmer avec le QG. Attention ! Le prix unitaire d'achat (100 Fcfa) de Vinaigre de vin en Sachets (Petit) est relativement élevé par rapport aux autres prix observés dans cette zone. Prière de corriger ou de confirmer avec le QG. Attention ! Le prix unitaire d'achat (250 Fcfa) de Ail en Sachets (Petit) est relativement élevé par rapport aux autres prix observés dans cette zone. Prière de corriger ou de confirmer avec le QG. Avertissement!! Les quantités du Thé en feuille consommées en Sachets industriel semble incoherent car les ménages consomment géneralement en sachet ou en paquet, prière de corriger ou confirmer avec le QG. Avertissement!! le prix unitaire (100 Fcfa) de Thé en sachet (unité: Sachets) de taille Petit est très faible ou élevé. Prière de corriger ou de confirmer avec le QG. Avertissement!!! Le ménage a consommé 1 Seau de 5l taille unique de Pâte d'arachide, cette quantité semble anormale pour une consommation des 7 derniers jours, prière de verifier et corriger. Incohérence!! Dans ce ménage, chaque individus consomme par jour .75 Kg  de cereale; Prière de revoir les quantités prises de ces produits. Incohérence!! Dans ce ménage, chaque individus consomme par jour .75 Kg  de cereale; Prière de revoir les quantités prises de ces produits. Incohérence!! Dans ce ménage, chaque individus consomme par jour .75 Kg  de cereale; Prière de revoir les quantités prises de ces produits. Le prix d'achat unitaire (150 Fcfa) de Riz importé parfumé en Kg de taille  taille unique  est très faible, prière de regarder les reponses prises dans les questions s07bq07a s07bq07b s07bq07c s07bq08 pour mieux corriger. Attention ! Le prix unitaire d'achat (150 Fcfa) de Riz importé parfumé en Kg (taille unique) est relativement faible par rapport aux autres prix observés dans cette zone. Prière de corriger ou de confirmer avec le QG. Le prix d'achat unitaire (1 Fcfa) de Soumbala (moutarde africaine) en Sachets de taille Petit  est invraisemblable, prière de regarder les reponses prises dans les questions s07bq07a s07bq07b s07bq07c s07bq08 pour mieux corriger. Le prix d'achat unitaire (1000 Fcfa) de Sel en Sac (25 Kg) de taille taille unique est très faible, prière de regarder les reponses prises dans les questions s07bq07a s07bq07b s07bq07c s07bq08 pour mieux corriger. Attention ! Le prix unitaire d'achat (1000 Fcfa) de Sel en Sac (25 Kg) (taille unique) est relativement faible par rapport aux autres prix observés dans cette zone. Prière de corriger ou de confirmer avec le QG.</w:t>
+        <w:t>- La dernière fois que vous avez acheté Manioc en tubercules est le voisin et semble exister dans les modalités, prière de prendre attache avec le QG pour plus d'explication afin de la classer bien.  La dernière fois que vous avez acheté Piment frais est Chez le voisin et semble exister dans les modalités, prière de prendre attache avec le QG pour plus d'explication afin de la classer bien. Attention ! Le prix unitaire d'achat (100 Fcfa) de Vinaigre de vin en Sachets (Petit) est relativement élevé par rapport aux autres prix observés dans cette zone. Prière de corriger ou de confirmer avec le QG. Attention ! Le prix unitaire d'achat (250 Fcfa) de Ail en Sachets (Petit) est relativement élevé par rapport aux autres prix observés dans cette zone. Prière de corriger ou de confirmer avec le QG. Attention ! Le prix unitaire d'achat (500 Fcfa) de Oignon frais en Kg (taille unique) est relativement faible par rapport aux autres prix observés dans cette zone. Prière de corriger ou de confirmer avec le QG. Avertissement!! Les quantités du Thé en feuille consommées en Sachets industriel semble incoherent car les ménages consomment géneralement en sachet ou en paquet, prière de corriger ou confirmer avec le QG. Avertissement!! le prix unitaire (100 Fcfa) de Thé en sachet (unité: Sachets) de taille Petit est très faible ou élevé. Prière de corriger ou de confirmer avec le QG. Avertissement!!! Le ménage a consommé 1 Seau de 5l taille unique de Pâte d'arachide, cette quantité semble anormale pour une consommation des 7 derniers jours, prière de verifier et corriger. Incohérence!! Dans ce ménage, chaque individus consomme par jour .75 Kg  de cereale; Prière de revoir les quantités prises de ces produits. Incohérence!! Dans ce ménage, chaque individus consomme par jour .75 Kg  de cereale; Prière de revoir les quantités prises de ces produits. Incohérence!! Dans ce ménage, chaque individus consomme par jour .75 Kg  de cereale; Prière de revoir les quantités prises de ces produits. Le prix d'achat unitaire (150 Fcfa) de Riz importé parfumé en Kg de taille  taille unique  est très faible, prière de regarder les reponses prises dans les questions s07bq07a s07bq07b s07bq07c s07bq08 pour mieux corriger. Attention ! Le prix unitaire d'achat (150 Fcfa) de Riz importé parfumé en Kg (taille unique) est relativement faible par rapport aux autres prix observés dans cette zone. Prière de corriger ou de confirmer avec le QG. Le prix d'achat unitaire (1 Fcfa) de Soumbala (moutarde africaine) en Sachets de taille Petit  est invraisemblable, prière de regarder les reponses prises dans les questions s07bq07a s07bq07b s07bq07c s07bq08 pour mieux corriger. Le prix d'achat unitaire (1000 Fcfa) de Sel en Sac (25 Kg) de taille taille unique est très faible, prière de regarder les reponses prises dans les questions s07bq07a s07bq07b s07bq07c s07bq08 pour mieux corriger.</w:t>
       </w:r>
     </w:p>
     <w:p>
@@ -7056,7 +7031,7 @@
         <w:rPr>
           <w:sz w:val="20"/>
         </w:rPr>
-        <w:t>- Avertissement!! le prix unitaire (100 Fcfa) de Thé en sachet (unité: Sachets) de taille Petit est très faible ou élevé. Prière de corriger ou de confirmer avec le QG. Avertissement!!! Le ménage a consommé 11 Sachets Petit de Sucre en poudre , cette quantité semble anormale pour une consommation des 7 derniers jours.Prière de corriger ou de confirmer avec le QG. Incohérence!! Dans ce ménage, chaque individus consomme par jour .8333333 Kg  de cereale; Prière de revoir les quantités prises de ces produits. Incohérence!! Dans ce ménage, chaque individus consomme par jour .8333333 Kg  de cereale; Prière de revoir les quantités prises de ces produits.</w:t>
+        <w:t>- Attention ! Le prix unitaire d'achat (100 Fcfa) de Feuilles de patate en Sachets (Petit) est relativement élevé par rapport aux autres prix observés dans cette zone. Prière de corriger ou de confirmer avec le QG. Attention ! Le prix unitaire d'achat (100 Fcfa) de Oignon frais en Pièce (Petit) est relativement élevé par rapport aux autres prix observés dans cette zone. Prière de corriger ou de confirmer avec le QG. Attention ! Le prix unitaire d'achat (200 Fcfa) de Lait caillé en Sachets (Petit) est relativement élevé par rapport aux autres prix observés dans cette zone. Prière de corriger ou de confirmer avec le QG. Avertissement!! le prix unitaire (100 Fcfa) de Thé en sachet (unité: Sachets) de taille Petit est très faible ou élevé. Prière de corriger ou de confirmer avec le QG. Avertissement!!! Le ménage a consommé 11 Sachets Petit de Sucre en poudre , cette quantité semble anormale pour une consommation des 7 derniers jours.Prière de corriger ou de confirmer avec le QG. Incohérence!! Dans ce ménage, chaque individus consomme par jour .8333333 Kg  de cereale; Prière de revoir les quantités prises de ces produits. Incohérence!! Dans ce ménage, chaque individus consomme par jour .8333333 Kg  de cereale; Prière de revoir les quantités prises de ces produits.</w:t>
       </w:r>
     </w:p>
     <w:p>
@@ -7226,8 +7201,6 @@
         <w:rPr>
           <w:sz w:val="20"/>
         </w:rPr>
-        <w:t xml:space="preserve">- Attention ! Filet maillant a été revendu à 15000 Fcfa qui est relativement élevé par rapport aux autres prix de revente observés dans cette zone. Prière de corriger ou de confirmer avec le QG. </w:t>
-        <w:br/>
         <w:t>- Attention ! Machette a été revendu à 2500 Fcfa qui est relativement élevé par rapport aux autres prix de revente observés dans cette zone. Prière de corriger ou de confirmer avec le QG.</w:t>
       </w:r>
     </w:p>
@@ -7685,7 +7658,7 @@
         <w:rPr>
           <w:sz w:val="20"/>
         </w:rPr>
-        <w:t>- La dernière fois que vous avez acheté Aubergine sauvage  est chez la voisine et semble exister dans les modalités, prière de prendre attache avec le QG pour plus d'explication afin de la classer bien. Attention ! Le prix unitaire d'achat (500 Fcfa) de Lait caillé en Litre (taille unique) est relativement élevé par rapport aux autres prix observés dans cette zone. Prière de corriger ou de confirmer avec le QG. Avertissement!! le prix unitaire (100 Fcfa) de Thé en sachet (unité: Sachets) de taille Petit est très faible ou élevé. Prière de corriger ou de confirmer avec le QG. Avertissement!!! Le ménage a consommé 10 Sachets Petit de Sucre en poudre , cette quantité semble anormale pour une consommation des 7 derniers jours.Prière de corriger ou de confirmer avec le QG. Incohérence!! Dans ce ménage, chaque individus consomme par jour .5952381 Kg  de cereale; Prière de revoir les quantités prises de ces produits. Incohérence!! Dans ce ménage, chaque individus consomme par jour .5952381 Kg  de cereale; Prière de revoir les quantités prises de ces produits.</w:t>
+        <w:t>- La dernière fois que vous avez acheté Aubergine sauvage  est chez la voisine et semble exister dans les modalités, prière de prendre attache avec le QG pour plus d'explication afin de la classer bien. Attention ! Le prix unitaire d'achat (100 Fcfa) de Oignon frais en Pièce (Petit) est relativement élevé par rapport aux autres prix observés dans cette zone. Prière de corriger ou de confirmer avec le QG. Avertissement!! le prix unitaire (100 Fcfa) de Thé en sachet (unité: Sachets) de taille Petit est très faible ou élevé. Prière de corriger ou de confirmer avec le QG. Avertissement!!! Le ménage a consommé 10 Sachets Petit de Sucre en poudre , cette quantité semble anormale pour une consommation des 7 derniers jours.Prière de corriger ou de confirmer avec le QG. Incohérence!! Dans ce ménage, chaque individus consomme par jour .5952381 Kg  de cereale; Prière de revoir les quantités prises de ces produits. Incohérence!! Dans ce ménage, chaque individus consomme par jour .5952381 Kg  de cereale; Prière de revoir les quantités prises de ces produits.</w:t>
       </w:r>
     </w:p>
     <w:p>
@@ -8305,7 +8278,7 @@
         <w:rPr>
           <w:sz w:val="20"/>
         </w:rPr>
-        <w:t>- La dernière fois que vous avez acheté Aubergine sauvage  est chez la voisine et semble exister dans les modalités, prière de prendre attache avec le QG pour plus d'explication afin de la classer bien.  La dernière fois que vous avez acheté Piment séché est chez la voisine et semble exister dans les modalités, prière de prendre attache avec le QG pour plus d'explication afin de la classer bien. Attention ! Le prix unitaire d'achat (150 Fcfa) de Concentré de tomate en Sachets industriel (Moyen) est relativement élevé par rapport aux autres prix observés dans cette zone. Prière de corriger ou de confirmer avec le QG.  La dernière fois que vous avez acheté Concentré de tomate est chez la voisine et semble exister dans les modalités, prière de prendre attache avec le QG pour plus d'explication afin de la classer bien. Attention ! Le prix unitaire d'achat (200 Fcfa) de Ail en Gousse (Moyen) est relativement élevé par rapport aux autres prix observés dans cette zone. Prière de corriger ou de confirmer avec le QG. Avertissement!! le prix unitaire (125 Fcfa) de Thé en sachet (unité: Sachets) de taille Petit est très faible ou élevé. Prière de corriger ou de confirmer avec le QG. Avertissement!!! Le ménage a consommé 12 Sachets Petit de Sucre en poudre , cette quantité semble anormale pour une consommation des 7 derniers jours.Prière de corriger ou de confirmer avec le QG. Le prix d'achat unitaire (1 Fcfa) de Macaroni en Sachets de taille Petit  est invraisemblable, prière de regarder les reponses prises dans les questions s07bq07a s07bq07b s07bq07c s07bq08 pour mieux corriger.</w:t>
+        <w:t>- La dernière fois que vous avez acheté Aubergine sauvage  est chez la voisine et semble exister dans les modalités, prière de prendre attache avec le QG pour plus d'explication afin de la classer bien.  La dernière fois que vous avez acheté Piment séché est chez la voisine et semble exister dans les modalités, prière de prendre attache avec le QG pour plus d'explication afin de la classer bien. Attention ! Le prix unitaire d'achat (150 Fcfa) de Concentré de tomate en Sachets industriel (Moyen) est relativement élevé par rapport aux autres prix observés dans cette zone. Prière de corriger ou de confirmer avec le QG.  La dernière fois que vous avez acheté Concentré de tomate est chez la voisine et semble exister dans les modalités, prière de prendre attache avec le QG pour plus d'explication afin de la classer bien. Avertissement!! le prix unitaire (125 Fcfa) de Thé en sachet (unité: Sachets) de taille Petit est très faible ou élevé. Prière de corriger ou de confirmer avec le QG. Attention ! Le prix unitaire d'achat (125 Fcfa) de Thé en sachet en Sachets (Petit) est relativement élevé par rapport aux autres prix observés dans cette zone. Prière de corriger ou de confirmer avec le QG. Avertissement!!! Le ménage a consommé 12 Sachets Petit de Sucre en poudre , cette quantité semble anormale pour une consommation des 7 derniers jours.Prière de corriger ou de confirmer avec le QG. Le prix d'achat unitaire (1 Fcfa) de Macaroni en Sachets de taille Petit  est invraisemblable, prière de regarder les reponses prises dans les questions s07bq07a s07bq07b s07bq07c s07bq08 pour mieux corriger.</w:t>
       </w:r>
     </w:p>
     <w:p>
@@ -8371,6 +8344,27 @@
           <w:sz w:val="20"/>
         </w:rPr>
         <w:t>- Le temps mis (en heure et en minute) pour s'approvisionner en eau de boisson une fois à la source est  5 fois plus élevé que le temps mis (en minutes) pour se rendre à la principale source d'approvisionnement en eau de boisson, prière de corriger.</w:t>
+      </w:r>
+    </w:p>
+    <w:p>
+      <w:r>
+        <w:rPr>
+          <w:b/>
+          <w:color w:val="4672C4"/>
+          <w:sz w:val="22"/>
+        </w:rPr>
+        <w:t>&gt;&gt; Section12 - Actifs du menage</w:t>
+      </w:r>
+    </w:p>
+    <w:p>
+      <w:pPr>
+        <w:ind w:left="283"/>
+      </w:pPr>
+      <w:r>
+        <w:rPr>
+          <w:sz w:val="20"/>
+        </w:rPr>
+        <w:t>- Attention ! Radio simple/Radiocassette a été achété à 3000 Fcfa est relativement faible par rapport aux autres prix d'achat observés dans cette zone. Prière de corriger ou de confirmer avec le QG.</w:t>
       </w:r>
     </w:p>
     <w:p>
